--- a/docs/lomba/kaltara/video/Takarir-Video-Detik-per-Detik.docx
+++ b/docs/lomba/kaltara/video/Takarir-Video-Detik-per-Detik.docx
@@ -143,7 +143,7 @@
           </w:tcPr>
           <w:p>
             <w:r>
-              <w:t>0:00.4</w:t>
+              <w:t>0:00.3</w:t>
             </w:r>
           </w:p>
         </w:tc>
@@ -153,7 +153,7 @@
           </w:tcPr>
           <w:p>
             <w:r>
-              <w:t>0:01.9</w:t>
+              <w:t>0:03.2</w:t>
             </w:r>
           </w:p>
         </w:tc>
@@ -188,7 +188,7 @@
           </w:tcPr>
           <w:p>
             <w:r>
-              <w:t>0:02.0</w:t>
+              <w:t>0:03.3</w:t>
             </w:r>
           </w:p>
         </w:tc>
@@ -198,7 +198,7 @@
           </w:tcPr>
           <w:p>
             <w:r>
-              <w:t>0:06.7</w:t>
+              <w:t>0:07.3</w:t>
             </w:r>
           </w:p>
         </w:tc>
@@ -233,7 +233,7 @@
           </w:tcPr>
           <w:p>
             <w:r>
-              <w:t>0:06.7</w:t>
+              <w:t>0:07.3</w:t>
             </w:r>
           </w:p>
         </w:tc>
@@ -243,7 +243,7 @@
           </w:tcPr>
           <w:p>
             <w:r>
-              <w:t>0:11.6</w:t>
+              <w:t>0:11.3</w:t>
             </w:r>
           </w:p>
         </w:tc>
@@ -278,7 +278,7 @@
           </w:tcPr>
           <w:p>
             <w:r>
-              <w:t>0:11.6</w:t>
+              <w:t>0:11.3</w:t>
             </w:r>
           </w:p>
         </w:tc>
@@ -288,7 +288,7 @@
           </w:tcPr>
           <w:p>
             <w:r>
-              <w:t>0:19.6</w:t>
+              <w:t>0:17.1</w:t>
             </w:r>
           </w:p>
         </w:tc>
@@ -344,7 +344,7 @@
           </w:tcPr>
           <w:p>
             <w:r>
-              <w:t>0:20.4</w:t>
+              <w:t>0:20.3</w:t>
             </w:r>
           </w:p>
         </w:tc>
@@ -354,7 +354,7 @@
           </w:tcPr>
           <w:p>
             <w:r>
-              <w:t>0:27.9</w:t>
+              <w:t>0:25.2</w:t>
             </w:r>
           </w:p>
         </w:tc>
@@ -389,7 +389,7 @@
           </w:tcPr>
           <w:p>
             <w:r>
-              <w:t>0:28.0</w:t>
+              <w:t>0:25.3</w:t>
             </w:r>
           </w:p>
         </w:tc>
@@ -399,7 +399,7 @@
           </w:tcPr>
           <w:p>
             <w:r>
-              <w:t>0:36.8</w:t>
+              <w:t>0:31.4</w:t>
             </w:r>
           </w:p>
         </w:tc>
@@ -434,7 +434,7 @@
           </w:tcPr>
           <w:p>
             <w:r>
-              <w:t>0:36.8</w:t>
+              <w:t>0:31.5</w:t>
             </w:r>
           </w:p>
         </w:tc>
@@ -444,7 +444,7 @@
           </w:tcPr>
           <w:p>
             <w:r>
-              <w:t>0:46.2</w:t>
+              <w:t>0:37.4</w:t>
             </w:r>
           </w:p>
         </w:tc>
@@ -479,7 +479,7 @@
           </w:tcPr>
           <w:p>
             <w:r>
-              <w:t>0:46.3</w:t>
+              <w:t>0:37.5</w:t>
             </w:r>
           </w:p>
         </w:tc>
@@ -489,7 +489,7 @@
           </w:tcPr>
           <w:p>
             <w:r>
-              <w:t>0:54.6</w:t>
+              <w:t>0:44.5</w:t>
             </w:r>
           </w:p>
         </w:tc>
@@ -545,7 +545,7 @@
           </w:tcPr>
           <w:p>
             <w:r>
-              <w:t>0:55.4</w:t>
+              <w:t>0:55.3</w:t>
             </w:r>
           </w:p>
         </w:tc>
@@ -555,7 +555,7 @@
           </w:tcPr>
           <w:p>
             <w:r>
-              <w:t>1:01.0</w:t>
+              <w:t>1:00.9</w:t>
             </w:r>
           </w:p>
         </w:tc>
@@ -590,7 +590,7 @@
           </w:tcPr>
           <w:p>
             <w:r>
-              <w:t>1:01.1</w:t>
+              <w:t>1:01.0</w:t>
             </w:r>
           </w:p>
         </w:tc>
@@ -600,7 +600,7 @@
           </w:tcPr>
           <w:p>
             <w:r>
-              <w:t>1:03.8</w:t>
+              <w:t>1:03.9</w:t>
             </w:r>
           </w:p>
         </w:tc>
@@ -635,7 +635,7 @@
           </w:tcPr>
           <w:p>
             <w:r>
-              <w:t>1:03.9</w:t>
+              <w:t>1:04.0</w:t>
             </w:r>
           </w:p>
         </w:tc>
@@ -645,7 +645,7 @@
           </w:tcPr>
           <w:p>
             <w:r>
-              <w:t>1:06.1</w:t>
+              <w:t>1:06.0</w:t>
             </w:r>
           </w:p>
         </w:tc>
@@ -680,7 +680,7 @@
           </w:tcPr>
           <w:p>
             <w:r>
-              <w:t>1:06.1</w:t>
+              <w:t>1:06.0</w:t>
             </w:r>
           </w:p>
         </w:tc>
@@ -690,7 +690,7 @@
           </w:tcPr>
           <w:p>
             <w:r>
-              <w:t>1:12.2</w:t>
+              <w:t>1:11.6</w:t>
             </w:r>
           </w:p>
         </w:tc>
@@ -725,7 +725,7 @@
           </w:tcPr>
           <w:p>
             <w:r>
-              <w:t>1:12.2</w:t>
+              <w:t>1:11.7</w:t>
             </w:r>
           </w:p>
         </w:tc>
@@ -735,7 +735,7 @@
           </w:tcPr>
           <w:p>
             <w:r>
-              <w:t>1:18.4</w:t>
+              <w:t>1:17.3</w:t>
             </w:r>
           </w:p>
         </w:tc>
@@ -770,7 +770,7 @@
           </w:tcPr>
           <w:p>
             <w:r>
-              <w:t>1:18.4</w:t>
+              <w:t>1:17.4</w:t>
             </w:r>
           </w:p>
         </w:tc>
@@ -780,7 +780,7 @@
           </w:tcPr>
           <w:p>
             <w:r>
-              <w:t>1:19.6</w:t>
+              <w:t>1:18.5</w:t>
             </w:r>
           </w:p>
         </w:tc>
@@ -836,7 +836,7 @@
           </w:tcPr>
           <w:p>
             <w:r>
-              <w:t>1:20.4</w:t>
+              <w:t>1:20.3</w:t>
             </w:r>
           </w:p>
         </w:tc>
@@ -846,7 +846,7 @@
           </w:tcPr>
           <w:p>
             <w:r>
-              <w:t>1:21.8</w:t>
+              <w:t>1:22.1</w:t>
             </w:r>
           </w:p>
         </w:tc>
@@ -881,7 +881,7 @@
           </w:tcPr>
           <w:p>
             <w:r>
-              <w:t>1:21.9</w:t>
+              <w:t>1:22.2</w:t>
             </w:r>
           </w:p>
         </w:tc>
@@ -936,7 +936,7 @@
           </w:tcPr>
           <w:p>
             <w:r>
-              <w:t>1:30.1</w:t>
+              <w:t>1:29.9</w:t>
             </w:r>
           </w:p>
         </w:tc>
@@ -971,7 +971,7 @@
           </w:tcPr>
           <w:p>
             <w:r>
-              <w:t>1:30.2</w:t>
+              <w:t>1:30.0</w:t>
             </w:r>
           </w:p>
         </w:tc>
@@ -981,7 +981,7 @@
           </w:tcPr>
           <w:p>
             <w:r>
-              <w:t>1:36.4</w:t>
+              <w:t>1:35.7</w:t>
             </w:r>
           </w:p>
         </w:tc>
@@ -1016,7 +1016,7 @@
           </w:tcPr>
           <w:p>
             <w:r>
-              <w:t>1:36.4</w:t>
+              <w:t>1:35.8</w:t>
             </w:r>
           </w:p>
         </w:tc>
@@ -1026,7 +1026,7 @@
           </w:tcPr>
           <w:p>
             <w:r>
-              <w:t>1:42.6</w:t>
+              <w:t>1:41.5</w:t>
             </w:r>
           </w:p>
         </w:tc>
@@ -1061,7 +1061,7 @@
           </w:tcPr>
           <w:p>
             <w:r>
-              <w:t>1:42.6</w:t>
+              <w:t>1:41.5</w:t>
             </w:r>
           </w:p>
         </w:tc>
@@ -1071,7 +1071,7 @@
           </w:tcPr>
           <w:p>
             <w:r>
-              <w:t>1:44.6</w:t>
+              <w:t>1:43.4</w:t>
             </w:r>
           </w:p>
         </w:tc>
@@ -1127,7 +1127,7 @@
           </w:tcPr>
           <w:p>
             <w:r>
-              <w:t>1:45.4</w:t>
+              <w:t>1:45.3</w:t>
             </w:r>
           </w:p>
         </w:tc>
@@ -1137,7 +1137,7 @@
           </w:tcPr>
           <w:p>
             <w:r>
-              <w:t>1:52.9</w:t>
+              <w:t>1:51.4</w:t>
             </w:r>
           </w:p>
         </w:tc>
@@ -1172,7 +1172,7 @@
           </w:tcPr>
           <w:p>
             <w:r>
-              <w:t>1:53.0</w:t>
+              <w:t>1:51.4</w:t>
             </w:r>
           </w:p>
         </w:tc>
@@ -1182,7 +1182,7 @@
           </w:tcPr>
           <w:p>
             <w:r>
-              <w:t>1:54.6</w:t>
+              <w:t>1:52.8</w:t>
             </w:r>
           </w:p>
         </w:tc>
@@ -1238,7 +1238,7 @@
           </w:tcPr>
           <w:p>
             <w:r>
-              <w:t>1:55.4</w:t>
+              <w:t>1:55.3</w:t>
             </w:r>
           </w:p>
         </w:tc>
@@ -1248,7 +1248,7 @@
           </w:tcPr>
           <w:p>
             <w:r>
-              <w:t>2:09.6</w:t>
+              <w:t>2:01.2</w:t>
             </w:r>
           </w:p>
         </w:tc>
@@ -1304,7 +1304,7 @@
           </w:tcPr>
           <w:p>
             <w:r>
-              <w:t>2:10.4</w:t>
+              <w:t>2:10.3</w:t>
             </w:r>
           </w:p>
         </w:tc>
@@ -1314,7 +1314,7 @@
           </w:tcPr>
           <w:p>
             <w:r>
-              <w:t>2:15.9</w:t>
+              <w:t>2:14.3</w:t>
             </w:r>
           </w:p>
         </w:tc>
@@ -1349,7 +1349,7 @@
           </w:tcPr>
           <w:p>
             <w:r>
-              <w:t>2:16.0</w:t>
+              <w:t>2:14.4</w:t>
             </w:r>
           </w:p>
         </w:tc>
@@ -1359,7 +1359,7 @@
           </w:tcPr>
           <w:p>
             <w:r>
-              <w:t>2:24.6</w:t>
+              <w:t>2:20.2</w:t>
             </w:r>
           </w:p>
         </w:tc>
@@ -1415,7 +1415,7 @@
           </w:tcPr>
           <w:p>
             <w:r>
-              <w:t>2:25.4</w:t>
+              <w:t>2:25.3</w:t>
             </w:r>
           </w:p>
         </w:tc>
@@ -1425,7 +1425,7 @@
           </w:tcPr>
           <w:p>
             <w:r>
-              <w:t>2:29.8</w:t>
+              <w:t>2:27.8</w:t>
             </w:r>
           </w:p>
         </w:tc>
@@ -1460,7 +1460,7 @@
           </w:tcPr>
           <w:p>
             <w:r>
-              <w:t>2:29.8</w:t>
+              <w:t>2:27.8</w:t>
             </w:r>
           </w:p>
         </w:tc>
@@ -1470,7 +1470,7 @@
           </w:tcPr>
           <w:p>
             <w:r>
-              <w:t>2:34.6</w:t>
+              <w:t>2:30.6</w:t>
             </w:r>
           </w:p>
         </w:tc>
@@ -1526,7 +1526,7 @@
           </w:tcPr>
           <w:p>
             <w:r>
-              <w:t>2:35.4</w:t>
+              <w:t>2:35.3</w:t>
             </w:r>
           </w:p>
         </w:tc>
@@ -1536,7 +1536,7 @@
           </w:tcPr>
           <w:p>
             <w:r>
-              <w:t>2:42.7</w:t>
+              <w:t>2:40.3</w:t>
             </w:r>
           </w:p>
         </w:tc>
@@ -1571,7 +1571,7 @@
           </w:tcPr>
           <w:p>
             <w:r>
-              <w:t>2:42.7</w:t>
+              <w:t>2:40.4</w:t>
             </w:r>
           </w:p>
         </w:tc>
@@ -1581,7 +1581,7 @@
           </w:tcPr>
           <w:p>
             <w:r>
-              <w:t>2:46.8</w:t>
+              <w:t>2:43.1</w:t>
             </w:r>
           </w:p>
         </w:tc>
@@ -1616,7 +1616,7 @@
           </w:tcPr>
           <w:p>
             <w:r>
-              <w:t>2:46.8</w:t>
+              <w:t>2:43.2</w:t>
             </w:r>
           </w:p>
         </w:tc>
@@ -1626,7 +1626,7 @@
           </w:tcPr>
           <w:p>
             <w:r>
-              <w:t>2:54.6</w:t>
+              <w:t>2:48.4</w:t>
             </w:r>
           </w:p>
         </w:tc>
@@ -1682,7 +1682,7 @@
           </w:tcPr>
           <w:p>
             <w:r>
-              <w:t>2:55.4</w:t>
+              <w:t>2:55.3</w:t>
             </w:r>
           </w:p>
         </w:tc>
@@ -1692,7 +1692,7 @@
           </w:tcPr>
           <w:p>
             <w:r>
-              <w:t>3:03.0</w:t>
+              <w:t>3:01.8</w:t>
             </w:r>
           </w:p>
         </w:tc>
@@ -1727,7 +1727,7 @@
           </w:tcPr>
           <w:p>
             <w:r>
-              <w:t>3:03.1</w:t>
+              <w:t>3:01.9</w:t>
             </w:r>
           </w:p>
         </w:tc>
@@ -1737,7 +1737,7 @@
           </w:tcPr>
           <w:p>
             <w:r>
-              <w:t>3:09.6</w:t>
+              <w:t>3:07.5</w:t>
             </w:r>
           </w:p>
         </w:tc>
@@ -1793,7 +1793,7 @@
           </w:tcPr>
           <w:p>
             <w:r>
-              <w:t>3:10.4</w:t>
+              <w:t>3:10.3</w:t>
             </w:r>
           </w:p>
         </w:tc>
@@ -1803,7 +1803,7 @@
           </w:tcPr>
           <w:p>
             <w:r>
-              <w:t>3:22.8</w:t>
+              <w:t>3:16.0</w:t>
             </w:r>
           </w:p>
         </w:tc>
@@ -1838,7 +1838,7 @@
           </w:tcPr>
           <w:p>
             <w:r>
-              <w:t>3:22.8</w:t>
+              <w:t>3:16.0</w:t>
             </w:r>
           </w:p>
         </w:tc>
@@ -1848,7 +1848,7 @@
           </w:tcPr>
           <w:p>
             <w:r>
-              <w:t>3:29.6</w:t>
+              <w:t>3:19.2</w:t>
             </w:r>
           </w:p>
         </w:tc>
@@ -1904,7 +1904,7 @@
           </w:tcPr>
           <w:p>
             <w:r>
-              <w:t>3:30.4</w:t>
+              <w:t>3:30.3</w:t>
             </w:r>
           </w:p>
         </w:tc>
@@ -1914,7 +1914,7 @@
           </w:tcPr>
           <w:p>
             <w:r>
-              <w:t>3:36.6</w:t>
+              <w:t>3:38.7</w:t>
             </w:r>
           </w:p>
         </w:tc>
@@ -1949,7 +1949,7 @@
           </w:tcPr>
           <w:p>
             <w:r>
-              <w:t>3:36.6</w:t>
+              <w:t>3:38.7</w:t>
             </w:r>
           </w:p>
         </w:tc>
@@ -1959,7 +1959,7 @@
           </w:tcPr>
           <w:p>
             <w:r>
-              <w:t>3:43.4</w:t>
+              <w:t>3:45.5</w:t>
             </w:r>
           </w:p>
         </w:tc>
@@ -1994,7 +1994,7 @@
           </w:tcPr>
           <w:p>
             <w:r>
-              <w:t>3:43.4</w:t>
+              <w:t>3:45.5</w:t>
             </w:r>
           </w:p>
         </w:tc>
@@ -2004,7 +2004,7 @@
           </w:tcPr>
           <w:p>
             <w:r>
-              <w:t>3:48.2</w:t>
+              <w:t>3:50.3</w:t>
             </w:r>
           </w:p>
         </w:tc>
@@ -2039,7 +2039,7 @@
           </w:tcPr>
           <w:p>
             <w:r>
-              <w:t>3:48.3</w:t>
+              <w:t>3:50.4</w:t>
             </w:r>
           </w:p>
         </w:tc>
@@ -2049,7 +2049,7 @@
           </w:tcPr>
           <w:p>
             <w:r>
-              <w:t>3:51.5</w:t>
+              <w:t>3:54.2</w:t>
             </w:r>
           </w:p>
         </w:tc>
@@ -2084,7 +2084,7 @@
           </w:tcPr>
           <w:p>
             <w:r>
-              <w:t>3:51.6</w:t>
+              <w:t>3:54.3</w:t>
             </w:r>
           </w:p>
         </w:tc>
@@ -2094,7 +2094,7 @@
           </w:tcPr>
           <w:p>
             <w:r>
-              <w:t>4:00.3</w:t>
+              <w:t>4:00.9</w:t>
             </w:r>
           </w:p>
         </w:tc>
@@ -2129,7 +2129,7 @@
           </w:tcPr>
           <w:p>
             <w:r>
-              <w:t>4:00.4</w:t>
+              <w:t>4:01.0</w:t>
             </w:r>
           </w:p>
         </w:tc>
@@ -2139,7 +2139,7 @@
           </w:tcPr>
           <w:p>
             <w:r>
-              <w:t>4:04.6</w:t>
+              <w:t>4:03.5</w:t>
             </w:r>
           </w:p>
         </w:tc>
@@ -2265,7 +2265,7 @@
           </w:tcPr>
           <w:p>
             <w:r>
-              <w:t>4:20.4</w:t>
+              <w:t>4:20.3</w:t>
             </w:r>
           </w:p>
         </w:tc>
@@ -2275,7 +2275,7 @@
           </w:tcPr>
           <w:p>
             <w:r>
-              <w:t>4:25.8</w:t>
+              <w:t>4:25.3</w:t>
             </w:r>
           </w:p>
         </w:tc>
@@ -2310,7 +2310,7 @@
           </w:tcPr>
           <w:p>
             <w:r>
-              <w:t>4:25.8</w:t>
+              <w:t>4:25.3</w:t>
             </w:r>
           </w:p>
         </w:tc>
@@ -2320,7 +2320,7 @@
           </w:tcPr>
           <w:p>
             <w:r>
-              <w:t>4:28.8</w:t>
+              <w:t>4:28.1</w:t>
             </w:r>
           </w:p>
         </w:tc>
@@ -2355,7 +2355,7 @@
           </w:tcPr>
           <w:p>
             <w:r>
-              <w:t>4:28.8</w:t>
+              <w:t>4:28.2</w:t>
             </w:r>
           </w:p>
         </w:tc>
@@ -2365,7 +2365,7 @@
           </w:tcPr>
           <w:p>
             <w:r>
-              <w:t>4:34.6</w:t>
+              <w:t>4:33.6</w:t>
             </w:r>
           </w:p>
         </w:tc>
@@ -2421,7 +2421,7 @@
           </w:tcPr>
           <w:p>
             <w:r>
-              <w:t>4:35.4</w:t>
+              <w:t>4:35.3</w:t>
             </w:r>
           </w:p>
         </w:tc>
@@ -2431,7 +2431,7 @@
           </w:tcPr>
           <w:p>
             <w:r>
-              <w:t>4:37.4</w:t>
+              <w:t>4:36.9</w:t>
             </w:r>
           </w:p>
         </w:tc>
@@ -2466,7 +2466,7 @@
           </w:tcPr>
           <w:p>
             <w:r>
-              <w:t>4:37.4</w:t>
+              <w:t>4:37.0</w:t>
             </w:r>
           </w:p>
         </w:tc>
@@ -2476,7 +2476,7 @@
           </w:tcPr>
           <w:p>
             <w:r>
-              <w:t>4:39.4</w:t>
+              <w:t>4:38.6</w:t>
             </w:r>
           </w:p>
         </w:tc>
@@ -2511,7 +2511,7 @@
           </w:tcPr>
           <w:p>
             <w:r>
-              <w:t>4:39.4</w:t>
+              <w:t>4:38.6</w:t>
             </w:r>
           </w:p>
         </w:tc>
@@ -2521,7 +2521,7 @@
           </w:tcPr>
           <w:p>
             <w:r>
-              <w:t>4:44.6</w:t>
+              <w:t>4:41.2</w:t>
             </w:r>
           </w:p>
         </w:tc>

--- a/docs/lomba/kaltara/video/Takarir-Video-Detik-per-Detik.docx
+++ b/docs/lomba/kaltara/video/Takarir-Video-Detik-per-Detik.docx
@@ -1803,7 +1803,52 @@
           </w:tcPr>
           <w:p>
             <w:r>
-              <w:t>3:16.0</w:t>
+              <w:t>3:16.1</w:t>
+            </w:r>
+          </w:p>
+        </w:tc>
+        <w:tc>
+          <w:tcPr>
+            <w:tcW w:type="dxa" w:w="1134"/>
+          </w:tcPr>
+          <w:p>
+            <w:r>
+              <w:t>11</w:t>
+            </w:r>
+          </w:p>
+        </w:tc>
+        <w:tc>
+          <w:tcPr>
+            <w:tcW w:type="dxa" w:w="6520"/>
+          </w:tcPr>
+          <w:p>
+            <w:r>
+              <w:t>Selain alur agenda itu, ada kanal publik, fitur tersendiri.</w:t>
+            </w:r>
+          </w:p>
+        </w:tc>
+      </w:tr>
+      <w:tr>
+        <w:trPr>
+          <w:cantSplit/>
+        </w:trPr>
+        <w:tc>
+          <w:tcPr>
+            <w:tcW w:type="dxa" w:w="1077"/>
+          </w:tcPr>
+          <w:p>
+            <w:r>
+              <w:t>3:16.2</w:t>
+            </w:r>
+          </w:p>
+        </w:tc>
+        <w:tc>
+          <w:tcPr>
+            <w:tcW w:type="dxa" w:w="1077"/>
+          </w:tcPr>
+          <w:p>
+            <w:r>
+              <w:t>3:21.9</w:t>
             </w:r>
           </w:p>
         </w:tc>
@@ -1838,7 +1883,7 @@
           </w:tcPr>
           <w:p>
             <w:r>
-              <w:t>3:16.0</w:t>
+              <w:t>3:22.0</w:t>
             </w:r>
           </w:p>
         </w:tc>
@@ -1848,7 +1893,7 @@
           </w:tcPr>
           <w:p>
             <w:r>
-              <w:t>3:19.2</w:t>
+              <w:t>3:25.1</w:t>
             </w:r>
           </w:p>
         </w:tc>
@@ -1914,7 +1959,7 @@
           </w:tcPr>
           <w:p>
             <w:r>
-              <w:t>3:38.7</w:t>
+              <w:t>3:39.0</w:t>
             </w:r>
           </w:p>
         </w:tc>
@@ -1949,7 +1994,7 @@
           </w:tcPr>
           <w:p>
             <w:r>
-              <w:t>3:38.7</w:t>
+              <w:t>3:39.1</w:t>
             </w:r>
           </w:p>
         </w:tc>
@@ -1959,7 +2004,7 @@
           </w:tcPr>
           <w:p>
             <w:r>
-              <w:t>3:45.5</w:t>
+              <w:t>3:46.0</w:t>
             </w:r>
           </w:p>
         </w:tc>
@@ -1994,7 +2039,7 @@
           </w:tcPr>
           <w:p>
             <w:r>
-              <w:t>3:45.5</w:t>
+              <w:t>3:46.1</w:t>
             </w:r>
           </w:p>
         </w:tc>
@@ -2004,7 +2049,7 @@
           </w:tcPr>
           <w:p>
             <w:r>
-              <w:t>3:50.3</w:t>
+              <w:t>3:51.1</w:t>
             </w:r>
           </w:p>
         </w:tc>
@@ -2039,7 +2084,7 @@
           </w:tcPr>
           <w:p>
             <w:r>
-              <w:t>3:50.4</w:t>
+              <w:t>3:51.2</w:t>
             </w:r>
           </w:p>
         </w:tc>
@@ -2049,7 +2094,7 @@
           </w:tcPr>
           <w:p>
             <w:r>
-              <w:t>3:54.2</w:t>
+              <w:t>3:55.1</w:t>
             </w:r>
           </w:p>
         </w:tc>
@@ -2084,7 +2129,7 @@
           </w:tcPr>
           <w:p>
             <w:r>
-              <w:t>3:54.3</w:t>
+              <w:t>3:55.1</w:t>
             </w:r>
           </w:p>
         </w:tc>
@@ -2094,7 +2139,7 @@
           </w:tcPr>
           <w:p>
             <w:r>
-              <w:t>4:00.9</w:t>
+              <w:t>4:01.2</w:t>
             </w:r>
           </w:p>
         </w:tc>
@@ -2114,7 +2159,7 @@
           </w:tcPr>
           <w:p>
             <w:r>
-              <w:t>66 instansi meminjam ruangan dan 53 instansi mengajukan audiensi.</w:t>
+              <w:t>92,4% kegiatan memiliki penugasan petugas.</w:t>
             </w:r>
           </w:p>
         </w:tc>
@@ -2129,7 +2174,7 @@
           </w:tcPr>
           <w:p>
             <w:r>
-              <w:t>4:01.0</w:t>
+              <w:t>4:01.2</w:t>
             </w:r>
           </w:p>
         </w:tc>
@@ -2139,7 +2184,7 @@
           </w:tcPr>
           <w:p>
             <w:r>
-              <w:t>4:03.5</w:t>
+              <w:t>4:03.8</w:t>
             </w:r>
           </w:p>
         </w:tc>

--- a/docs/lomba/kaltara/video/Takarir-Video-Detik-per-Detik.docx
+++ b/docs/lomba/kaltara/video/Takarir-Video-Detik-per-Detik.docx
@@ -1425,7 +1425,7 @@
           </w:tcPr>
           <w:p>
             <w:r>
-              <w:t>2:27.8</w:t>
+              <w:t>2:30.2</w:t>
             </w:r>
           </w:p>
         </w:tc>
@@ -1445,52 +1445,7 @@
           </w:tcPr>
           <w:p>
             <w:r>
-              <w:t>Kepala Bagian memutus.</w:t>
-            </w:r>
-          </w:p>
-        </w:tc>
-      </w:tr>
-      <w:tr>
-        <w:trPr>
-          <w:cantSplit/>
-        </w:trPr>
-        <w:tc>
-          <w:tcPr>
-            <w:tcW w:type="dxa" w:w="1077"/>
-          </w:tcPr>
-          <w:p>
-            <w:r>
-              <w:t>2:27.8</w:t>
-            </w:r>
-          </w:p>
-        </w:tc>
-        <w:tc>
-          <w:tcPr>
-            <w:tcW w:type="dxa" w:w="1077"/>
-          </w:tcPr>
-          <w:p>
-            <w:r>
-              <w:t>2:30.6</w:t>
-            </w:r>
-          </w:p>
-        </w:tc>
-        <w:tc>
-          <w:tcPr>
-            <w:tcW w:type="dxa" w:w="1134"/>
-          </w:tcPr>
-          <w:p>
-            <w:r>
-              <w:t>08</w:t>
-            </w:r>
-          </w:p>
-        </w:tc>
-        <w:tc>
-          <w:tcPr>
-            <w:tcW w:type="dxa" w:w="6520"/>
-          </w:tcPr>
-          <w:p>
-            <w:r>
-              <w:t>Median waktunya 8 menit.</w:t>
+              <w:t>Kepala Bagian memeriksa dan memutus, dari mana saja.</w:t>
             </w:r>
           </w:p>
         </w:tc>

--- a/docs/lomba/kaltara/video/Takarir-Video-Detik-per-Detik.docx
+++ b/docs/lomba/kaltara/video/Takarir-Video-Detik-per-Detik.docx
@@ -19,7 +19,7 @@
         <w:jc w:val="center"/>
       </w:pPr>
       <w:r>
-        <w:t>Video Inovasi Prokopim Hibot · Kaltara Innovation Awards 2026 · durasi 4:45</w:t>
+        <w:t>Video Inovasi Prokopim Hibot · Kaltara Innovation Awards 2026 · durasi 4:40</w:t>
       </w:r>
     </w:p>
     <w:p>
@@ -329,7 +329,7 @@
               <w:rPr>
                 <w:b/>
               </w:rPr>
-              <w:t>ADEGAN 02 · Latar belakang · 0:20.0–0:55.0 (35 detik)</w:t>
+              <w:t>ADEGAN 02 · Latar belakang · 0:20.0–0:45.0 (25 detik)</w:t>
             </w:r>
           </w:p>
         </w:tc>
@@ -354,7 +354,7 @@
           </w:tcPr>
           <w:p>
             <w:r>
-              <w:t>0:25.2</w:t>
+              <w:t>0:25.0</w:t>
             </w:r>
           </w:p>
         </w:tc>
@@ -389,7 +389,7 @@
           </w:tcPr>
           <w:p>
             <w:r>
-              <w:t>0:25.3</w:t>
+              <w:t>0:25.1</w:t>
             </w:r>
           </w:p>
         </w:tc>
@@ -399,7 +399,7 @@
           </w:tcPr>
           <w:p>
             <w:r>
-              <w:t>0:31.4</w:t>
+              <w:t>0:31.0</w:t>
             </w:r>
           </w:p>
         </w:tc>
@@ -434,7 +434,7 @@
           </w:tcPr>
           <w:p>
             <w:r>
-              <w:t>0:31.5</w:t>
+              <w:t>0:31.0</w:t>
             </w:r>
           </w:p>
         </w:tc>
@@ -444,7 +444,7 @@
           </w:tcPr>
           <w:p>
             <w:r>
-              <w:t>0:37.4</w:t>
+              <w:t>0:36.7</w:t>
             </w:r>
           </w:p>
         </w:tc>
@@ -479,7 +479,7 @@
           </w:tcPr>
           <w:p>
             <w:r>
-              <w:t>0:37.5</w:t>
+              <w:t>0:36.8</w:t>
             </w:r>
           </w:p>
         </w:tc>
@@ -489,7 +489,7 @@
           </w:tcPr>
           <w:p>
             <w:r>
-              <w:t>0:44.5</w:t>
+              <w:t>0:43.5</w:t>
             </w:r>
           </w:p>
         </w:tc>
@@ -530,7 +530,7 @@
               <w:rPr>
                 <w:b/>
               </w:rPr>
-              <w:t>ADEGAN 03 · Penjaringan ide · 0:55.0–1:20.0 (25 detik)</w:t>
+              <w:t>ADEGAN 03 · Penjaringan ide · 0:45.0–1:10.0 (25 detik)</w:t>
             </w:r>
           </w:p>
         </w:tc>
@@ -545,7 +545,7 @@
           </w:tcPr>
           <w:p>
             <w:r>
-              <w:t>0:55.3</w:t>
+              <w:t>0:45.3</w:t>
             </w:r>
           </w:p>
         </w:tc>
@@ -555,7 +555,7 @@
           </w:tcPr>
           <w:p>
             <w:r>
-              <w:t>1:00.9</w:t>
+              <w:t>0:50.9</w:t>
             </w:r>
           </w:p>
         </w:tc>
@@ -590,7 +590,7 @@
           </w:tcPr>
           <w:p>
             <w:r>
-              <w:t>1:01.0</w:t>
+              <w:t>0:51.0</w:t>
             </w:r>
           </w:p>
         </w:tc>
@@ -600,7 +600,7 @@
           </w:tcPr>
           <w:p>
             <w:r>
-              <w:t>1:03.9</w:t>
+              <w:t>0:53.9</w:t>
             </w:r>
           </w:p>
         </w:tc>
@@ -635,7 +635,7 @@
           </w:tcPr>
           <w:p>
             <w:r>
-              <w:t>1:04.0</w:t>
+              <w:t>0:54.0</w:t>
             </w:r>
           </w:p>
         </w:tc>
@@ -645,7 +645,7 @@
           </w:tcPr>
           <w:p>
             <w:r>
-              <w:t>1:06.0</w:t>
+              <w:t>0:56.0</w:t>
             </w:r>
           </w:p>
         </w:tc>
@@ -680,7 +680,7 @@
           </w:tcPr>
           <w:p>
             <w:r>
-              <w:t>1:06.0</w:t>
+              <w:t>0:56.0</w:t>
             </w:r>
           </w:p>
         </w:tc>
@@ -690,7 +690,7 @@
           </w:tcPr>
           <w:p>
             <w:r>
-              <w:t>1:11.6</w:t>
+              <w:t>1:01.6</w:t>
             </w:r>
           </w:p>
         </w:tc>
@@ -725,7 +725,7 @@
           </w:tcPr>
           <w:p>
             <w:r>
-              <w:t>1:11.7</w:t>
+              <w:t>1:01.7</w:t>
             </w:r>
           </w:p>
         </w:tc>
@@ -735,7 +735,7 @@
           </w:tcPr>
           <w:p>
             <w:r>
-              <w:t>1:17.3</w:t>
+              <w:t>1:07.3</w:t>
             </w:r>
           </w:p>
         </w:tc>
@@ -770,7 +770,7 @@
           </w:tcPr>
           <w:p>
             <w:r>
-              <w:t>1:17.4</w:t>
+              <w:t>1:07.4</w:t>
             </w:r>
           </w:p>
         </w:tc>
@@ -780,7 +780,7 @@
           </w:tcPr>
           <w:p>
             <w:r>
-              <w:t>1:18.5</w:t>
+              <w:t>1:08.5</w:t>
             </w:r>
           </w:p>
         </w:tc>
@@ -821,7 +821,7 @@
               <w:rPr>
                 <w:b/>
               </w:rPr>
-              <w:t>ADEGAN 04 · Pemilihan ide · 1:20.0–1:45.0 (25 detik)</w:t>
+              <w:t>ADEGAN 04 · Pemilihan ide · 1:10.0–1:35.0 (25 detik)</w:t>
             </w:r>
           </w:p>
         </w:tc>
@@ -836,7 +836,7 @@
           </w:tcPr>
           <w:p>
             <w:r>
-              <w:t>1:20.3</w:t>
+              <w:t>1:10.3</w:t>
             </w:r>
           </w:p>
         </w:tc>
@@ -846,7 +846,7 @@
           </w:tcPr>
           <w:p>
             <w:r>
-              <w:t>1:22.1</w:t>
+              <w:t>1:12.1</w:t>
             </w:r>
           </w:p>
         </w:tc>
@@ -881,7 +881,7 @@
           </w:tcPr>
           <w:p>
             <w:r>
-              <w:t>1:22.2</w:t>
+              <w:t>1:12.2</w:t>
             </w:r>
           </w:p>
         </w:tc>
@@ -891,7 +891,7 @@
           </w:tcPr>
           <w:p>
             <w:r>
-              <w:t>1:25.8</w:t>
+              <w:t>1:15.8</w:t>
             </w:r>
           </w:p>
         </w:tc>
@@ -926,7 +926,7 @@
           </w:tcPr>
           <w:p>
             <w:r>
-              <w:t>1:25.9</w:t>
+              <w:t>1:15.9</w:t>
             </w:r>
           </w:p>
         </w:tc>
@@ -936,7 +936,7 @@
           </w:tcPr>
           <w:p>
             <w:r>
-              <w:t>1:29.9</w:t>
+              <w:t>1:19.9</w:t>
             </w:r>
           </w:p>
         </w:tc>
@@ -971,7 +971,7 @@
           </w:tcPr>
           <w:p>
             <w:r>
-              <w:t>1:30.0</w:t>
+              <w:t>1:20.0</w:t>
             </w:r>
           </w:p>
         </w:tc>
@@ -981,7 +981,7 @@
           </w:tcPr>
           <w:p>
             <w:r>
-              <w:t>1:35.7</w:t>
+              <w:t>1:25.7</w:t>
             </w:r>
           </w:p>
         </w:tc>
@@ -1016,7 +1016,7 @@
           </w:tcPr>
           <w:p>
             <w:r>
-              <w:t>1:35.8</w:t>
+              <w:t>1:25.8</w:t>
             </w:r>
           </w:p>
         </w:tc>
@@ -1026,7 +1026,7 @@
           </w:tcPr>
           <w:p>
             <w:r>
-              <w:t>1:41.5</w:t>
+              <w:t>1:31.5</w:t>
             </w:r>
           </w:p>
         </w:tc>
@@ -1061,7 +1061,7 @@
           </w:tcPr>
           <w:p>
             <w:r>
-              <w:t>1:41.5</w:t>
+              <w:t>1:31.5</w:t>
             </w:r>
           </w:p>
         </w:tc>
@@ -1071,7 +1071,7 @@
           </w:tcPr>
           <w:p>
             <w:r>
-              <w:t>1:43.4</w:t>
+              <w:t>1:33.4</w:t>
             </w:r>
           </w:p>
         </w:tc>
@@ -1112,7 +1112,7 @@
               <w:rPr>
                 <w:b/>
               </w:rPr>
-              <w:t>ADEGAN 05 · Pemilihan ide · 1:45.0–1:55.0 (10 detik)</w:t>
+              <w:t>ADEGAN 05 · Pemilihan ide · 1:35.0–1:45.0 (10 detik)</w:t>
             </w:r>
           </w:p>
         </w:tc>
@@ -1127,7 +1127,7 @@
           </w:tcPr>
           <w:p>
             <w:r>
-              <w:t>1:45.3</w:t>
+              <w:t>1:35.3</w:t>
             </w:r>
           </w:p>
         </w:tc>
@@ -1137,7 +1137,7 @@
           </w:tcPr>
           <w:p>
             <w:r>
-              <w:t>1:51.4</w:t>
+              <w:t>1:41.4</w:t>
             </w:r>
           </w:p>
         </w:tc>
@@ -1172,7 +1172,7 @@
           </w:tcPr>
           <w:p>
             <w:r>
-              <w:t>1:51.4</w:t>
+              <w:t>1:41.4</w:t>
             </w:r>
           </w:p>
         </w:tc>
@@ -1182,7 +1182,7 @@
           </w:tcPr>
           <w:p>
             <w:r>
-              <w:t>1:52.8</w:t>
+              <w:t>1:42.8</w:t>
             </w:r>
           </w:p>
         </w:tc>
@@ -1223,7 +1223,7 @@
               <w:rPr>
                 <w:b/>
               </w:rPr>
-              <w:t>ADEGAN 06 · Manfaat · 1:55.0–2:10.0 (15 detik)</w:t>
+              <w:t>ADEGAN 06 · Manfaat · 1:45.0–2:05.0 (20 detik)</w:t>
             </w:r>
           </w:p>
         </w:tc>
@@ -1238,7 +1238,7 @@
           </w:tcPr>
           <w:p>
             <w:r>
-              <w:t>1:55.3</w:t>
+              <w:t>1:45.3</w:t>
             </w:r>
           </w:p>
         </w:tc>
@@ -1248,7 +1248,7 @@
           </w:tcPr>
           <w:p>
             <w:r>
-              <w:t>2:01.2</w:t>
+              <w:t>1:49.6</w:t>
             </w:r>
           </w:p>
         </w:tc>
@@ -1268,7 +1268,97 @@
           </w:tcPr>
           <w:p>
             <w:r>
-              <w:t>Admin Rencana Kegiatan memasukkan undangan, cukup dengan memindainya.</w:t>
+              <w:t>Admin Rencana Kegiatan cukup memindai undangan.</w:t>
+            </w:r>
+          </w:p>
+        </w:tc>
+      </w:tr>
+      <w:tr>
+        <w:trPr>
+          <w:cantSplit/>
+        </w:trPr>
+        <w:tc>
+          <w:tcPr>
+            <w:tcW w:type="dxa" w:w="1077"/>
+          </w:tcPr>
+          <w:p>
+            <w:r>
+              <w:t>1:49.6</w:t>
+            </w:r>
+          </w:p>
+        </w:tc>
+        <w:tc>
+          <w:tcPr>
+            <w:tcW w:type="dxa" w:w="1077"/>
+          </w:tcPr>
+          <w:p>
+            <w:r>
+              <w:t>1:57.3</w:t>
+            </w:r>
+          </w:p>
+        </w:tc>
+        <w:tc>
+          <w:tcPr>
+            <w:tcW w:type="dxa" w:w="1134"/>
+          </w:tcPr>
+          <w:p>
+            <w:r>
+              <w:t>06</w:t>
+            </w:r>
+          </w:p>
+        </w:tc>
+        <w:tc>
+          <w:tcPr>
+            <w:tcW w:type="dxa" w:w="6520"/>
+          </w:tcPr>
+          <w:p>
+            <w:r>
+              <w:t>Kecerdasan buatan mengisi nama acara, tanggal, jam, lokasi, dan zona waktunya.</w:t>
+            </w:r>
+          </w:p>
+        </w:tc>
+      </w:tr>
+      <w:tr>
+        <w:trPr>
+          <w:cantSplit/>
+        </w:trPr>
+        <w:tc>
+          <w:tcPr>
+            <w:tcW w:type="dxa" w:w="1077"/>
+          </w:tcPr>
+          <w:p>
+            <w:r>
+              <w:t>1:57.4</w:t>
+            </w:r>
+          </w:p>
+        </w:tc>
+        <w:tc>
+          <w:tcPr>
+            <w:tcW w:type="dxa" w:w="1077"/>
+          </w:tcPr>
+          <w:p>
+            <w:r>
+              <w:t>2:03.1</w:t>
+            </w:r>
+          </w:p>
+        </w:tc>
+        <w:tc>
+          <w:tcPr>
+            <w:tcW w:type="dxa" w:w="1134"/>
+          </w:tcPr>
+          <w:p>
+            <w:r>
+              <w:t>06</w:t>
+            </w:r>
+          </w:p>
+        </w:tc>
+        <w:tc>
+          <w:tcPr>
+            <w:tcW w:type="dxa" w:w="6520"/>
+          </w:tcPr>
+          <w:p>
+            <w:r>
+              <w:t>Admin tinggal memeriksa, lalu mengirimkannya ke Kepala Sub Bagian.</w:t>
             </w:r>
           </w:p>
         </w:tc>
@@ -1289,7 +1379,7 @@
               <w:rPr>
                 <w:b/>
               </w:rPr>
-              <w:t>ADEGAN 07 · Manfaat · 2:10.0–2:25.0 (15 detik)</w:t>
+              <w:t>ADEGAN 07 · Manfaat · 2:05.0–2:20.0 (15 detik)</w:t>
             </w:r>
           </w:p>
         </w:tc>
@@ -1304,7 +1394,7 @@
           </w:tcPr>
           <w:p>
             <w:r>
-              <w:t>2:10.3</w:t>
+              <w:t>2:05.3</w:t>
             </w:r>
           </w:p>
         </w:tc>
@@ -1314,7 +1404,7 @@
           </w:tcPr>
           <w:p>
             <w:r>
-              <w:t>2:14.3</w:t>
+              <w:t>2:11.2</w:t>
             </w:r>
           </w:p>
         </w:tc>
@@ -1334,7 +1424,7 @@
           </w:tcPr>
           <w:p>
             <w:r>
-              <w:t>Kepala Sub Bagian menelaah dari mana saja.</w:t>
+              <w:t>Kepala Sub Bagian menelaah dari mana saja, cukup lewat telepon.</w:t>
             </w:r>
           </w:p>
         </w:tc>
@@ -1349,7 +1439,7 @@
           </w:tcPr>
           <w:p>
             <w:r>
-              <w:t>2:14.4</w:t>
+              <w:t>2:11.2</w:t>
             </w:r>
           </w:p>
         </w:tc>
@@ -1359,7 +1449,7 @@
           </w:tcPr>
           <w:p>
             <w:r>
-              <w:t>2:20.2</w:t>
+              <w:t>2:17.7</w:t>
             </w:r>
           </w:p>
         </w:tc>
@@ -1379,7 +1469,52 @@
           </w:tcPr>
           <w:p>
             <w:r>
-              <w:t>Tombol persetujuan baru aktif setelah butir pemeriksaan dicentang.</w:t>
+              <w:t>Tombol persetujuan baru aktif setelah undangan dibuka dan butir pemeriksaan</w:t>
+            </w:r>
+          </w:p>
+        </w:tc>
+      </w:tr>
+      <w:tr>
+        <w:trPr>
+          <w:cantSplit/>
+        </w:trPr>
+        <w:tc>
+          <w:tcPr>
+            <w:tcW w:type="dxa" w:w="1077"/>
+          </w:tcPr>
+          <w:p>
+            <w:r>
+              <w:t>2:17.7</w:t>
+            </w:r>
+          </w:p>
+        </w:tc>
+        <w:tc>
+          <w:tcPr>
+            <w:tcW w:type="dxa" w:w="1077"/>
+          </w:tcPr>
+          <w:p>
+            <w:r>
+              <w:t>2:18.5</w:t>
+            </w:r>
+          </w:p>
+        </w:tc>
+        <w:tc>
+          <w:tcPr>
+            <w:tcW w:type="dxa" w:w="1134"/>
+          </w:tcPr>
+          <w:p>
+            <w:r>
+              <w:t>07</w:t>
+            </w:r>
+          </w:p>
+        </w:tc>
+        <w:tc>
+          <w:tcPr>
+            <w:tcW w:type="dxa" w:w="6520"/>
+          </w:tcPr>
+          <w:p>
+            <w:r>
+              <w:t>dicentang.</w:t>
             </w:r>
           </w:p>
         </w:tc>
@@ -1400,7 +1535,7 @@
               <w:rPr>
                 <w:b/>
               </w:rPr>
-              <w:t>ADEGAN 08 · Manfaat · 2:25.0–2:35.0 (10 detik)</w:t>
+              <w:t>ADEGAN 08 · Manfaat · 2:20.0–2:30.0 (10 detik)</w:t>
             </w:r>
           </w:p>
         </w:tc>
@@ -1415,7 +1550,7 @@
           </w:tcPr>
           <w:p>
             <w:r>
-              <w:t>2:25.3</w:t>
+              <w:t>2:20.3</w:t>
             </w:r>
           </w:p>
         </w:tc>
@@ -1425,7 +1560,7 @@
           </w:tcPr>
           <w:p>
             <w:r>
-              <w:t>2:30.2</w:t>
+              <w:t>2:25.1</w:t>
             </w:r>
           </w:p>
         </w:tc>
@@ -1456,6 +1591,51 @@
         </w:trPr>
         <w:tc>
           <w:tcPr>
+            <w:tcW w:type="dxa" w:w="1077"/>
+          </w:tcPr>
+          <w:p>
+            <w:r>
+              <w:t>2:25.2</w:t>
+            </w:r>
+          </w:p>
+        </w:tc>
+        <w:tc>
+          <w:tcPr>
+            <w:tcW w:type="dxa" w:w="1077"/>
+          </w:tcPr>
+          <w:p>
+            <w:r>
+              <w:t>2:28.9</w:t>
+            </w:r>
+          </w:p>
+        </w:tc>
+        <w:tc>
+          <w:tcPr>
+            <w:tcW w:type="dxa" w:w="1134"/>
+          </w:tcPr>
+          <w:p>
+            <w:r>
+              <w:t>08</w:t>
+            </w:r>
+          </w:p>
+        </w:tc>
+        <w:tc>
+          <w:tcPr>
+            <w:tcW w:type="dxa" w:w="6520"/>
+          </w:tcPr>
+          <w:p>
+            <w:r>
+              <w:t>Sekali disetujui, agenda langsung tayang.</w:t>
+            </w:r>
+          </w:p>
+        </w:tc>
+      </w:tr>
+      <w:tr>
+        <w:trPr>
+          <w:cantSplit/>
+        </w:trPr>
+        <w:tc>
+          <w:tcPr>
             <w:tcW w:type="dxa" w:w="6520"/>
             <w:gridSpan w:val="4"/>
             <w:shd w:val="clear" w:color="auto" w:fill="E8EDF6"/>
@@ -1466,7 +1646,7 @@
               <w:rPr>
                 <w:b/>
               </w:rPr>
-              <w:t>ADEGAN 09 · Manfaat · 2:35.0–2:55.0 (20 detik)</w:t>
+              <w:t>ADEGAN 09 · Manfaat · 2:30.0–2:50.0 (20 detik)</w:t>
             </w:r>
           </w:p>
         </w:tc>
@@ -1481,7 +1661,7 @@
           </w:tcPr>
           <w:p>
             <w:r>
-              <w:t>2:35.3</w:t>
+              <w:t>2:30.3</w:t>
             </w:r>
           </w:p>
         </w:tc>
@@ -1491,7 +1671,7 @@
           </w:tcPr>
           <w:p>
             <w:r>
-              <w:t>2:40.3</w:t>
+              <w:t>2:35.3</w:t>
             </w:r>
           </w:p>
         </w:tc>
@@ -1526,7 +1706,7 @@
           </w:tcPr>
           <w:p>
             <w:r>
-              <w:t>2:40.4</w:t>
+              <w:t>2:35.4</w:t>
             </w:r>
           </w:p>
         </w:tc>
@@ -1536,7 +1716,7 @@
           </w:tcPr>
           <w:p>
             <w:r>
-              <w:t>2:43.1</w:t>
+              <w:t>2:38.2</w:t>
             </w:r>
           </w:p>
         </w:tc>
@@ -1571,7 +1751,7 @@
           </w:tcPr>
           <w:p>
             <w:r>
-              <w:t>2:43.2</w:t>
+              <w:t>2:38.2</w:t>
             </w:r>
           </w:p>
         </w:tc>
@@ -1581,7 +1761,7 @@
           </w:tcPr>
           <w:p>
             <w:r>
-              <w:t>2:48.4</w:t>
+              <w:t>2:43.5</w:t>
             </w:r>
           </w:p>
         </w:tc>
@@ -1612,32 +1792,11 @@
         </w:trPr>
         <w:tc>
           <w:tcPr>
-            <w:tcW w:type="dxa" w:w="6520"/>
-            <w:gridSpan w:val="4"/>
-            <w:shd w:val="clear" w:color="auto" w:fill="E8EDF6"/>
-          </w:tcPr>
-          <w:p>
-            <w:r/>
-            <w:r>
-              <w:rPr>
-                <w:b/>
-              </w:rPr>
-              <w:t>ADEGAN 10 · Manfaat · 2:55.0–3:10.0 (15 detik)</w:t>
-            </w:r>
-          </w:p>
-        </w:tc>
-      </w:tr>
-      <w:tr>
-        <w:trPr>
-          <w:cantSplit/>
-        </w:trPr>
-        <w:tc>
-          <w:tcPr>
             <w:tcW w:type="dxa" w:w="1077"/>
           </w:tcPr>
           <w:p>
             <w:r>
-              <w:t>2:55.3</w:t>
+              <w:t>2:43.6</w:t>
             </w:r>
           </w:p>
         </w:tc>
@@ -1647,7 +1806,7 @@
           </w:tcPr>
           <w:p>
             <w:r>
-              <w:t>3:01.8</w:t>
+              <w:t>2:49.1</w:t>
             </w:r>
           </w:p>
         </w:tc>
@@ -1657,7 +1816,7 @@
           </w:tcPr>
           <w:p>
             <w:r>
-              <w:t>10</w:t>
+              <w:t>09</w:t>
             </w:r>
           </w:p>
         </w:tc>
@@ -1667,52 +1826,7 @@
           </w:tcPr>
           <w:p>
             <w:r>
-              <w:t>Petugas ditugaskan dan diberi tahu, daftar hadir cukup dengan kode QR,</w:t>
-            </w:r>
-          </w:p>
-        </w:tc>
-      </w:tr>
-      <w:tr>
-        <w:trPr>
-          <w:cantSplit/>
-        </w:trPr>
-        <w:tc>
-          <w:tcPr>
-            <w:tcW w:type="dxa" w:w="1077"/>
-          </w:tcPr>
-          <w:p>
-            <w:r>
-              <w:t>3:01.9</w:t>
-            </w:r>
-          </w:p>
-        </w:tc>
-        <w:tc>
-          <w:tcPr>
-            <w:tcW w:type="dxa" w:w="1077"/>
-          </w:tcPr>
-          <w:p>
-            <w:r>
-              <w:t>3:07.5</w:t>
-            </w:r>
-          </w:p>
-        </w:tc>
-        <w:tc>
-          <w:tcPr>
-            <w:tcW w:type="dxa" w:w="1134"/>
-          </w:tcPr>
-          <w:p>
-            <w:r>
-              <w:t>10</w:t>
-            </w:r>
-          </w:p>
-        </w:tc>
-        <w:tc>
-          <w:tcPr>
-            <w:tcW w:type="dxa" w:w="6520"/>
-          </w:tcPr>
-          <w:p>
-            <w:r>
-              <w:t>dan setiap langkah tercatat: siapa, kapan, apa keputusannya.</w:t>
+              <w:t>Tidak ada lagi foto disposisi yang berpindah dari grup ke grup.</w:t>
             </w:r>
           </w:p>
         </w:tc>
@@ -1733,7 +1847,208 @@
               <w:rPr>
                 <w:b/>
               </w:rPr>
-              <w:t>ADEGAN 11 · Manfaat · 3:10.0–3:30.0 (20 detik)</w:t>
+              <w:t>ADEGAN 10 · Manfaat · 2:50.0–3:10.0 (20 detik)</w:t>
+            </w:r>
+          </w:p>
+        </w:tc>
+      </w:tr>
+      <w:tr>
+        <w:trPr>
+          <w:cantSplit/>
+        </w:trPr>
+        <w:tc>
+          <w:tcPr>
+            <w:tcW w:type="dxa" w:w="1077"/>
+          </w:tcPr>
+          <w:p>
+            <w:r>
+              <w:t>2:50.3</w:t>
+            </w:r>
+          </w:p>
+        </w:tc>
+        <w:tc>
+          <w:tcPr>
+            <w:tcW w:type="dxa" w:w="1077"/>
+          </w:tcPr>
+          <w:p>
+            <w:r>
+              <w:t>2:54.4</w:t>
+            </w:r>
+          </w:p>
+        </w:tc>
+        <w:tc>
+          <w:tcPr>
+            <w:tcW w:type="dxa" w:w="1134"/>
+          </w:tcPr>
+          <w:p>
+            <w:r>
+              <w:t>10</w:t>
+            </w:r>
+          </w:p>
+        </w:tc>
+        <w:tc>
+          <w:tcPr>
+            <w:tcW w:type="dxa" w:w="6520"/>
+          </w:tcPr>
+          <w:p>
+            <w:r>
+              <w:t>Petugas ditugaskan dan langsung diberi tahu.</w:t>
+            </w:r>
+          </w:p>
+        </w:tc>
+      </w:tr>
+      <w:tr>
+        <w:trPr>
+          <w:cantSplit/>
+        </w:trPr>
+        <w:tc>
+          <w:tcPr>
+            <w:tcW w:type="dxa" w:w="1077"/>
+          </w:tcPr>
+          <w:p>
+            <w:r>
+              <w:t>2:54.5</w:t>
+            </w:r>
+          </w:p>
+        </w:tc>
+        <w:tc>
+          <w:tcPr>
+            <w:tcW w:type="dxa" w:w="1077"/>
+          </w:tcPr>
+          <w:p>
+            <w:r>
+              <w:t>3:00.6</w:t>
+            </w:r>
+          </w:p>
+        </w:tc>
+        <w:tc>
+          <w:tcPr>
+            <w:tcW w:type="dxa" w:w="1134"/>
+          </w:tcPr>
+          <w:p>
+            <w:r>
+              <w:t>10</w:t>
+            </w:r>
+          </w:p>
+        </w:tc>
+        <w:tc>
+          <w:tcPr>
+            <w:tcW w:type="dxa" w:w="6520"/>
+          </w:tcPr>
+          <w:p>
+            <w:r>
+              <w:t>Setiap langkah tercatat: siapa, kapan, dan apa keputusannya.</w:t>
+            </w:r>
+          </w:p>
+        </w:tc>
+      </w:tr>
+      <w:tr>
+        <w:trPr>
+          <w:cantSplit/>
+        </w:trPr>
+        <w:tc>
+          <w:tcPr>
+            <w:tcW w:type="dxa" w:w="1077"/>
+          </w:tcPr>
+          <w:p>
+            <w:r>
+              <w:t>3:00.6</w:t>
+            </w:r>
+          </w:p>
+        </w:tc>
+        <w:tc>
+          <w:tcPr>
+            <w:tcW w:type="dxa" w:w="1077"/>
+          </w:tcPr>
+          <w:p>
+            <w:r>
+              <w:t>3:06.6</w:t>
+            </w:r>
+          </w:p>
+        </w:tc>
+        <w:tc>
+          <w:tcPr>
+            <w:tcW w:type="dxa" w:w="1134"/>
+          </w:tcPr>
+          <w:p>
+            <w:r>
+              <w:t>10</w:t>
+            </w:r>
+          </w:p>
+        </w:tc>
+        <w:tc>
+          <w:tcPr>
+            <w:tcW w:type="dxa" w:w="6520"/>
+          </w:tcPr>
+          <w:p>
+            <w:r>
+              <w:t>Di lokasi, tamu cukup memindai kode QR untuk mengisi daftar hadir,</w:t>
+            </w:r>
+          </w:p>
+        </w:tc>
+      </w:tr>
+      <w:tr>
+        <w:trPr>
+          <w:cantSplit/>
+        </w:trPr>
+        <w:tc>
+          <w:tcPr>
+            <w:tcW w:type="dxa" w:w="1077"/>
+          </w:tcPr>
+          <w:p>
+            <w:r>
+              <w:t>3:06.6</w:t>
+            </w:r>
+          </w:p>
+        </w:tc>
+        <w:tc>
+          <w:tcPr>
+            <w:tcW w:type="dxa" w:w="1077"/>
+          </w:tcPr>
+          <w:p>
+            <w:r>
+              <w:t>3:09.1</w:t>
+            </w:r>
+          </w:p>
+        </w:tc>
+        <w:tc>
+          <w:tcPr>
+            <w:tcW w:type="dxa" w:w="1134"/>
+          </w:tcPr>
+          <w:p>
+            <w:r>
+              <w:t>10</w:t>
+            </w:r>
+          </w:p>
+        </w:tc>
+        <w:tc>
+          <w:tcPr>
+            <w:tcW w:type="dxa" w:w="6520"/>
+          </w:tcPr>
+          <w:p>
+            <w:r>
+              <w:t>lengkap dengan tanda tangan.</w:t>
+            </w:r>
+          </w:p>
+        </w:tc>
+      </w:tr>
+      <w:tr>
+        <w:trPr>
+          <w:cantSplit/>
+        </w:trPr>
+        <w:tc>
+          <w:tcPr>
+            <w:tcW w:type="dxa" w:w="6520"/>
+            <w:gridSpan w:val="4"/>
+            <w:shd w:val="clear" w:color="auto" w:fill="E8EDF6"/>
+          </w:tcPr>
+          <w:p>
+            <w:r/>
+            <w:r>
+              <w:rPr>
+                <w:b/>
+              </w:rPr>
+              <w:t>ADEGAN 11 · Fitur lain: kanal publik · 3:10.0–3:30.0 (20 detik)</w:t>
             </w:r>
           </w:p>
         </w:tc>
@@ -1803,7 +2118,7 @@
           </w:tcPr>
           <w:p>
             <w:r>
-              <w:t>3:21.9</w:t>
+              <w:t>3:22.0</w:t>
             </w:r>
           </w:p>
         </w:tc>
@@ -1848,7 +2163,7 @@
           </w:tcPr>
           <w:p>
             <w:r>
-              <w:t>3:25.1</w:t>
+              <w:t>3:27.5</w:t>
             </w:r>
           </w:p>
         </w:tc>
@@ -1868,7 +2183,7 @@
           </w:tcPr>
           <w:p>
             <w:r>
-              <w:t>daring, lalu memantau sendiri statusnya.</w:t>
+              <w:t>daring, lalu memantau sendiri statusnya, tanpa perlu datang berulang.</w:t>
             </w:r>
           </w:p>
         </w:tc>
@@ -2180,7 +2495,7 @@
               <w:rPr>
                 <w:b/>
               </w:rPr>
-              <w:t>ADEGAN 13 · Dampak · 4:05.0–4:20.0 (15 detik)</w:t>
+              <w:t>ADEGAN 13 · Dampak · 4:05.0–4:15.0 (10 detik)</w:t>
             </w:r>
           </w:p>
         </w:tc>
@@ -2205,7 +2520,7 @@
           </w:tcPr>
           <w:p>
             <w:r>
-              <w:t>4:20.0</w:t>
+              <w:t>4:15.0</w:t>
             </w:r>
           </w:p>
         </w:tc>
@@ -2229,7 +2544,7 @@
               <w:rPr>
                 <w:i/>
               </w:rPr>
-              <w:t>(tanpa takarir — kutipan Wali Kota tampil di layar, tanpa narasi)</w:t>
+              <w:t>(tanpa takarir — kutipan Wali Kota tampil di layar; narasi membacakan intinya)</w:t>
             </w:r>
           </w:p>
         </w:tc>
@@ -2250,7 +2565,7 @@
               <w:rPr>
                 <w:b/>
               </w:rPr>
-              <w:t>ADEGAN 14 · Dampak · 4:20.0–4:35.0 (15 detik)</w:t>
+              <w:t>ADEGAN 14 · Dampak · 4:15.0–4:30.0 (15 detik)</w:t>
             </w:r>
           </w:p>
         </w:tc>
@@ -2265,7 +2580,7 @@
           </w:tcPr>
           <w:p>
             <w:r>
-              <w:t>4:20.3</w:t>
+              <w:t>4:15.3</w:t>
             </w:r>
           </w:p>
         </w:tc>
@@ -2275,7 +2590,7 @@
           </w:tcPr>
           <w:p>
             <w:r>
-              <w:t>4:25.3</w:t>
+              <w:t>4:20.3</w:t>
             </w:r>
           </w:p>
         </w:tc>
@@ -2310,7 +2625,7 @@
           </w:tcPr>
           <w:p>
             <w:r>
-              <w:t>4:25.3</w:t>
+              <w:t>4:20.3</w:t>
             </w:r>
           </w:p>
         </w:tc>
@@ -2320,7 +2635,7 @@
           </w:tcPr>
           <w:p>
             <w:r>
-              <w:t>4:28.1</w:t>
+              <w:t>4:23.1</w:t>
             </w:r>
           </w:p>
         </w:tc>
@@ -2355,7 +2670,7 @@
           </w:tcPr>
           <w:p>
             <w:r>
-              <w:t>4:28.2</w:t>
+              <w:t>4:23.2</w:t>
             </w:r>
           </w:p>
         </w:tc>
@@ -2365,7 +2680,7 @@
           </w:tcPr>
           <w:p>
             <w:r>
-              <w:t>4:33.6</w:t>
+              <w:t>4:28.6</w:t>
             </w:r>
           </w:p>
         </w:tc>
@@ -2406,7 +2721,7 @@
               <w:rPr>
                 <w:b/>
               </w:rPr>
-              <w:t>ADEGAN 15 · Penutup · 4:35.0–4:45.0 (10 detik)</w:t>
+              <w:t>ADEGAN 15 · Penutup · 4:30.0–4:40.0 (10 detik)</w:t>
             </w:r>
           </w:p>
         </w:tc>
@@ -2421,7 +2736,7 @@
           </w:tcPr>
           <w:p>
             <w:r>
-              <w:t>4:35.3</w:t>
+              <w:t>4:30.3</w:t>
             </w:r>
           </w:p>
         </w:tc>
@@ -2431,7 +2746,52 @@
           </w:tcPr>
           <w:p>
             <w:r>
-              <w:t>4:36.9</w:t>
+              <w:t>4:32.2</w:t>
+            </w:r>
+          </w:p>
+        </w:tc>
+        <w:tc>
+          <w:tcPr>
+            <w:tcW w:type="dxa" w:w="1134"/>
+          </w:tcPr>
+          <w:p>
+            <w:r>
+              <w:t>15</w:t>
+            </w:r>
+          </w:p>
+        </w:tc>
+        <w:tc>
+          <w:tcPr>
+            <w:tcW w:type="dxa" w:w="6520"/>
+          </w:tcPr>
+          <w:p>
+            <w:r>
+              <w:t>Prokopim Hibot.</w:t>
+            </w:r>
+          </w:p>
+        </w:tc>
+      </w:tr>
+      <w:tr>
+        <w:trPr>
+          <w:cantSplit/>
+        </w:trPr>
+        <w:tc>
+          <w:tcPr>
+            <w:tcW w:type="dxa" w:w="1077"/>
+          </w:tcPr>
+          <w:p>
+            <w:r>
+              <w:t>4:32.3</w:t>
+            </w:r>
+          </w:p>
+        </w:tc>
+        <w:tc>
+          <w:tcPr>
+            <w:tcW w:type="dxa" w:w="1077"/>
+          </w:tcPr>
+          <w:p>
+            <w:r>
+              <w:t>4:33.9</w:t>
             </w:r>
           </w:p>
         </w:tc>
@@ -2466,7 +2826,7 @@
           </w:tcPr>
           <w:p>
             <w:r>
-              <w:t>4:37.0</w:t>
+              <w:t>4:34.0</w:t>
             </w:r>
           </w:p>
         </w:tc>
@@ -2476,7 +2836,7 @@
           </w:tcPr>
           <w:p>
             <w:r>
-              <w:t>4:38.6</w:t>
+              <w:t>4:35.6</w:t>
             </w:r>
           </w:p>
         </w:tc>
@@ -2511,7 +2871,7 @@
           </w:tcPr>
           <w:p>
             <w:r>
-              <w:t>4:38.6</w:t>
+              <w:t>4:35.7</w:t>
             </w:r>
           </w:p>
         </w:tc>
@@ -2521,7 +2881,7 @@
           </w:tcPr>
           <w:p>
             <w:r>
-              <w:t>4:41.2</w:t>
+              <w:t>4:38.3</w:t>
             </w:r>
           </w:p>
         </w:tc>

--- a/docs/lomba/kaltara/video/Takarir-Video-Detik-per-Detik.docx
+++ b/docs/lomba/kaltara/video/Takarir-Video-Detik-per-Detik.docx
@@ -1560,7 +1560,7 @@
           </w:tcPr>
           <w:p>
             <w:r>
-              <w:t>2:25.1</w:t>
+              <w:t>2:24.4</w:t>
             </w:r>
           </w:p>
         </w:tc>
@@ -1595,7 +1595,7 @@
           </w:tcPr>
           <w:p>
             <w:r>
-              <w:t>2:25.2</w:t>
+              <w:t>2:24.4</w:t>
             </w:r>
           </w:p>
         </w:tc>
@@ -1625,7 +1625,7 @@
           </w:tcPr>
           <w:p>
             <w:r>
-              <w:t>Sekali disetujui, agenda langsung tayang.</w:t>
+              <w:t>Sekali disetujui, agenda langsung tayang, tanpa cetak ulang.</w:t>
             </w:r>
           </w:p>
         </w:tc>
@@ -1872,7 +1872,7 @@
           </w:tcPr>
           <w:p>
             <w:r>
-              <w:t>2:54.4</w:t>
+              <w:t>2:54.0</w:t>
             </w:r>
           </w:p>
         </w:tc>
@@ -1907,7 +1907,7 @@
           </w:tcPr>
           <w:p>
             <w:r>
-              <w:t>2:54.5</w:t>
+              <w:t>2:54.0</w:t>
             </w:r>
           </w:p>
         </w:tc>
@@ -1917,7 +1917,7 @@
           </w:tcPr>
           <w:p>
             <w:r>
-              <w:t>3:00.6</w:t>
+              <w:t>2:59.4</w:t>
             </w:r>
           </w:p>
         </w:tc>
@@ -1952,7 +1952,7 @@
           </w:tcPr>
           <w:p>
             <w:r>
-              <w:t>3:00.6</w:t>
+              <w:t>2:59.4</w:t>
             </w:r>
           </w:p>
         </w:tc>
@@ -1962,7 +1962,7 @@
           </w:tcPr>
           <w:p>
             <w:r>
-              <w:t>3:06.6</w:t>
+              <w:t>3:04.7</w:t>
             </w:r>
           </w:p>
         </w:tc>
@@ -1997,7 +1997,7 @@
           </w:tcPr>
           <w:p>
             <w:r>
-              <w:t>3:06.6</w:t>
+              <w:t>3:04.7</w:t>
             </w:r>
           </w:p>
         </w:tc>
@@ -2027,7 +2027,7 @@
           </w:tcPr>
           <w:p>
             <w:r>
-              <w:t>lengkap dengan tanda tangan.</w:t>
+              <w:t>lengkap dengan tanda tangan, tanpa selembar kertas pun.</w:t>
             </w:r>
           </w:p>
         </w:tc>

--- a/docs/lomba/kaltara/video/Takarir-Video-Detik-per-Detik.docx
+++ b/docs/lomba/kaltara/video/Takarir-Video-Detik-per-Detik.docx
@@ -19,7 +19,7 @@
         <w:jc w:val="center"/>
       </w:pPr>
       <w:r>
-        <w:t>Video Inovasi Prokopim Hibot · Kaltara Innovation Awards 2026 · durasi 4:40</w:t>
+        <w:t>Video Inovasi Prokopim Hibot · Kaltara Innovation Awards 2026 · durasi 4:55</w:t>
       </w:r>
     </w:p>
     <w:p>
@@ -2495,7 +2495,7 @@
               <w:rPr>
                 <w:b/>
               </w:rPr>
-              <w:t>ADEGAN 13 · Dampak · 4:05.0–4:15.0 (10 detik)</w:t>
+              <w:t>ADEGAN 13 · Dampak · pernyataan Wali Kota (suara asli) · 4:05.0–4:30.0 (25 detik)</w:t>
             </w:r>
           </w:p>
         </w:tc>
@@ -2510,7 +2510,7 @@
           </w:tcPr>
           <w:p>
             <w:r>
-              <w:t>4:05.0</w:t>
+              <w:t>4:05.2</w:t>
             </w:r>
           </w:p>
         </w:tc>
@@ -2520,7 +2520,7 @@
           </w:tcPr>
           <w:p>
             <w:r>
-              <w:t>4:15.0</w:t>
+              <w:t>4:09.1</w:t>
             </w:r>
           </w:p>
         </w:tc>
@@ -2539,12 +2539,323 @@
             <w:tcW w:type="dxa" w:w="6520"/>
           </w:tcPr>
           <w:p>
-            <w:r/>
             <w:r>
-              <w:rPr>
-                <w:i/>
-              </w:rPr>
-              <w:t>(tanpa takarir — kutipan Wali Kota tampil di layar; narasi membacakan intinya)</w:t>
+              <w:t>Yang penting bagi saya adalah kepastian:</w:t>
+            </w:r>
+          </w:p>
+        </w:tc>
+      </w:tr>
+      <w:tr>
+        <w:trPr>
+          <w:cantSplit/>
+        </w:trPr>
+        <w:tc>
+          <w:tcPr>
+            <w:tcW w:type="dxa" w:w="1077"/>
+          </w:tcPr>
+          <w:p>
+            <w:r>
+              <w:t>4:09.2</w:t>
+            </w:r>
+          </w:p>
+        </w:tc>
+        <w:tc>
+          <w:tcPr>
+            <w:tcW w:type="dxa" w:w="1077"/>
+          </w:tcPr>
+          <w:p>
+            <w:r>
+              <w:t>4:11.6</w:t>
+            </w:r>
+          </w:p>
+        </w:tc>
+        <w:tc>
+          <w:tcPr>
+            <w:tcW w:type="dxa" w:w="1134"/>
+          </w:tcPr>
+          <w:p>
+            <w:r>
+              <w:t>13</w:t>
+            </w:r>
+          </w:p>
+        </w:tc>
+        <w:tc>
+          <w:tcPr>
+            <w:tcW w:type="dxa" w:w="6520"/>
+          </w:tcPr>
+          <w:p>
+            <w:r>
+              <w:t>kegiatan apa yang harus saya hadiri.</w:t>
+            </w:r>
+          </w:p>
+        </w:tc>
+      </w:tr>
+      <w:tr>
+        <w:trPr>
+          <w:cantSplit/>
+        </w:trPr>
+        <w:tc>
+          <w:tcPr>
+            <w:tcW w:type="dxa" w:w="1077"/>
+          </w:tcPr>
+          <w:p>
+            <w:r>
+              <w:t>4:11.8</w:t>
+            </w:r>
+          </w:p>
+        </w:tc>
+        <w:tc>
+          <w:tcPr>
+            <w:tcW w:type="dxa" w:w="1077"/>
+          </w:tcPr>
+          <w:p>
+            <w:r>
+              <w:t>4:14.8</w:t>
+            </w:r>
+          </w:p>
+        </w:tc>
+        <w:tc>
+          <w:tcPr>
+            <w:tcW w:type="dxa" w:w="1134"/>
+          </w:tcPr>
+          <w:p>
+            <w:r>
+              <w:t>13</w:t>
+            </w:r>
+          </w:p>
+        </w:tc>
+        <w:tc>
+          <w:tcPr>
+            <w:tcW w:type="dxa" w:w="6520"/>
+          </w:tcPr>
+          <w:p>
+            <w:r>
+              <w:t>Dan saya kira sangat membantu,</w:t>
+            </w:r>
+          </w:p>
+        </w:tc>
+      </w:tr>
+      <w:tr>
+        <w:trPr>
+          <w:cantSplit/>
+        </w:trPr>
+        <w:tc>
+          <w:tcPr>
+            <w:tcW w:type="dxa" w:w="1077"/>
+          </w:tcPr>
+          <w:p>
+            <w:r>
+              <w:t>4:14.8</w:t>
+            </w:r>
+          </w:p>
+        </w:tc>
+        <w:tc>
+          <w:tcPr>
+            <w:tcW w:type="dxa" w:w="1077"/>
+          </w:tcPr>
+          <w:p>
+            <w:r>
+              <w:t>4:16.8</w:t>
+            </w:r>
+          </w:p>
+        </w:tc>
+        <w:tc>
+          <w:tcPr>
+            <w:tcW w:type="dxa" w:w="1134"/>
+          </w:tcPr>
+          <w:p>
+            <w:r>
+              <w:t>13</w:t>
+            </w:r>
+          </w:p>
+        </w:tc>
+        <w:tc>
+          <w:tcPr>
+            <w:tcW w:type="dxa" w:w="6520"/>
+          </w:tcPr>
+          <w:p>
+            <w:r>
+              <w:t>karena dari jauh pun saya bisa melihat</w:t>
+            </w:r>
+          </w:p>
+        </w:tc>
+      </w:tr>
+      <w:tr>
+        <w:trPr>
+          <w:cantSplit/>
+        </w:trPr>
+        <w:tc>
+          <w:tcPr>
+            <w:tcW w:type="dxa" w:w="1077"/>
+          </w:tcPr>
+          <w:p>
+            <w:r>
+              <w:t>4:16.8</w:t>
+            </w:r>
+          </w:p>
+        </w:tc>
+        <w:tc>
+          <w:tcPr>
+            <w:tcW w:type="dxa" w:w="1077"/>
+          </w:tcPr>
+          <w:p>
+            <w:r>
+              <w:t>4:19.6</w:t>
+            </w:r>
+          </w:p>
+        </w:tc>
+        <w:tc>
+          <w:tcPr>
+            <w:tcW w:type="dxa" w:w="1134"/>
+          </w:tcPr>
+          <w:p>
+            <w:r>
+              <w:t>13</w:t>
+            </w:r>
+          </w:p>
+        </w:tc>
+        <w:tc>
+          <w:tcPr>
+            <w:tcW w:type="dxa" w:w="6520"/>
+          </w:tcPr>
+          <w:p>
+            <w:r>
+              <w:t>kegiatan-kegiatan yang ada setiap hari,</w:t>
+            </w:r>
+          </w:p>
+        </w:tc>
+      </w:tr>
+      <w:tr>
+        <w:trPr>
+          <w:cantSplit/>
+        </w:trPr>
+        <w:tc>
+          <w:tcPr>
+            <w:tcW w:type="dxa" w:w="1077"/>
+          </w:tcPr>
+          <w:p>
+            <w:r>
+              <w:t>4:19.8</w:t>
+            </w:r>
+          </w:p>
+        </w:tc>
+        <w:tc>
+          <w:tcPr>
+            <w:tcW w:type="dxa" w:w="1077"/>
+          </w:tcPr>
+          <w:p>
+            <w:r>
+              <w:t>4:23.9</w:t>
+            </w:r>
+          </w:p>
+        </w:tc>
+        <w:tc>
+          <w:tcPr>
+            <w:tcW w:type="dxa" w:w="1134"/>
+          </w:tcPr>
+          <w:p>
+            <w:r>
+              <w:t>13</w:t>
+            </w:r>
+          </w:p>
+        </w:tc>
+        <w:tc>
+          <w:tcPr>
+            <w:tcW w:type="dxa" w:w="6520"/>
+          </w:tcPr>
+          <w:p>
+            <w:r>
+              <w:t>dan bisa mendisposisi kalau memang saya tidak bisa hadir</w:t>
+            </w:r>
+          </w:p>
+        </w:tc>
+      </w:tr>
+      <w:tr>
+        <w:trPr>
+          <w:cantSplit/>
+        </w:trPr>
+        <w:tc>
+          <w:tcPr>
+            <w:tcW w:type="dxa" w:w="1077"/>
+          </w:tcPr>
+          <w:p>
+            <w:r>
+              <w:t>4:24.0</w:t>
+            </w:r>
+          </w:p>
+        </w:tc>
+        <w:tc>
+          <w:tcPr>
+            <w:tcW w:type="dxa" w:w="1077"/>
+          </w:tcPr>
+          <w:p>
+            <w:r>
+              <w:t>4:25.9</w:t>
+            </w:r>
+          </w:p>
+        </w:tc>
+        <w:tc>
+          <w:tcPr>
+            <w:tcW w:type="dxa" w:w="1134"/>
+          </w:tcPr>
+          <w:p>
+            <w:r>
+              <w:t>13</w:t>
+            </w:r>
+          </w:p>
+        </w:tc>
+        <w:tc>
+          <w:tcPr>
+            <w:tcW w:type="dxa" w:w="6520"/>
+          </w:tcPr>
+          <w:p>
+            <w:r>
+              <w:t>ke pejabat yang lain.</w:t>
+            </w:r>
+          </w:p>
+        </w:tc>
+      </w:tr>
+      <w:tr>
+        <w:trPr>
+          <w:cantSplit/>
+        </w:trPr>
+        <w:tc>
+          <w:tcPr>
+            <w:tcW w:type="dxa" w:w="1077"/>
+          </w:tcPr>
+          <w:p>
+            <w:r>
+              <w:t>4:25.9</w:t>
+            </w:r>
+          </w:p>
+        </w:tc>
+        <w:tc>
+          <w:tcPr>
+            <w:tcW w:type="dxa" w:w="1077"/>
+          </w:tcPr>
+          <w:p>
+            <w:r>
+              <w:t>4:29.8</w:t>
+            </w:r>
+          </w:p>
+        </w:tc>
+        <w:tc>
+          <w:tcPr>
+            <w:tcW w:type="dxa" w:w="1134"/>
+          </w:tcPr>
+          <w:p>
+            <w:r>
+              <w:t>13</w:t>
+            </w:r>
+          </w:p>
+        </w:tc>
+        <w:tc>
+          <w:tcPr>
+            <w:tcW w:type="dxa" w:w="6520"/>
+          </w:tcPr>
+          <w:p>
+            <w:r>
+              <w:t>Luar biasa, saya kira, inovasi yang dikerjakan ini.</w:t>
             </w:r>
           </w:p>
         </w:tc>
@@ -2565,7 +2876,7 @@
               <w:rPr>
                 <w:b/>
               </w:rPr>
-              <w:t>ADEGAN 14 · Dampak · 4:15.0–4:30.0 (15 detik)</w:t>
+              <w:t>ADEGAN 14 · Dampak · 4:30.0–4:45.0 (15 detik)</w:t>
             </w:r>
           </w:p>
         </w:tc>
@@ -2580,7 +2891,7 @@
           </w:tcPr>
           <w:p>
             <w:r>
-              <w:t>4:15.3</w:t>
+              <w:t>4:30.3</w:t>
             </w:r>
           </w:p>
         </w:tc>
@@ -2590,7 +2901,7 @@
           </w:tcPr>
           <w:p>
             <w:r>
-              <w:t>4:20.3</w:t>
+              <w:t>4:35.3</w:t>
             </w:r>
           </w:p>
         </w:tc>
@@ -2625,7 +2936,7 @@
           </w:tcPr>
           <w:p>
             <w:r>
-              <w:t>4:20.3</w:t>
+              <w:t>4:35.3</w:t>
             </w:r>
           </w:p>
         </w:tc>
@@ -2635,7 +2946,7 @@
           </w:tcPr>
           <w:p>
             <w:r>
-              <w:t>4:23.1</w:t>
+              <w:t>4:38.1</w:t>
             </w:r>
           </w:p>
         </w:tc>
@@ -2670,7 +2981,7 @@
           </w:tcPr>
           <w:p>
             <w:r>
-              <w:t>4:23.2</w:t>
+              <w:t>4:38.2</w:t>
             </w:r>
           </w:p>
         </w:tc>
@@ -2680,7 +2991,7 @@
           </w:tcPr>
           <w:p>
             <w:r>
-              <w:t>4:28.6</w:t>
+              <w:t>4:43.6</w:t>
             </w:r>
           </w:p>
         </w:tc>
@@ -2721,7 +3032,7 @@
               <w:rPr>
                 <w:b/>
               </w:rPr>
-              <w:t>ADEGAN 15 · Penutup · 4:30.0–4:40.0 (10 detik)</w:t>
+              <w:t>ADEGAN 15 · Penutup · 4:45.0–4:55.0 (10 detik)</w:t>
             </w:r>
           </w:p>
         </w:tc>
@@ -2736,7 +3047,7 @@
           </w:tcPr>
           <w:p>
             <w:r>
-              <w:t>4:30.3</w:t>
+              <w:t>4:45.3</w:t>
             </w:r>
           </w:p>
         </w:tc>
@@ -2746,7 +3057,7 @@
           </w:tcPr>
           <w:p>
             <w:r>
-              <w:t>4:32.2</w:t>
+              <w:t>4:47.2</w:t>
             </w:r>
           </w:p>
         </w:tc>
@@ -2781,7 +3092,7 @@
           </w:tcPr>
           <w:p>
             <w:r>
-              <w:t>4:32.3</w:t>
+              <w:t>4:47.3</w:t>
             </w:r>
           </w:p>
         </w:tc>
@@ -2791,7 +3102,7 @@
           </w:tcPr>
           <w:p>
             <w:r>
-              <w:t>4:33.9</w:t>
+              <w:t>4:48.9</w:t>
             </w:r>
           </w:p>
         </w:tc>
@@ -2826,7 +3137,7 @@
           </w:tcPr>
           <w:p>
             <w:r>
-              <w:t>4:34.0</w:t>
+              <w:t>4:49.0</w:t>
             </w:r>
           </w:p>
         </w:tc>
@@ -2836,7 +3147,7 @@
           </w:tcPr>
           <w:p>
             <w:r>
-              <w:t>4:35.6</w:t>
+              <w:t>4:50.6</w:t>
             </w:r>
           </w:p>
         </w:tc>
@@ -2871,7 +3182,7 @@
           </w:tcPr>
           <w:p>
             <w:r>
-              <w:t>4:35.7</w:t>
+              <w:t>4:50.7</w:t>
             </w:r>
           </w:p>
         </w:tc>
@@ -2881,7 +3192,7 @@
           </w:tcPr>
           <w:p>
             <w:r>
-              <w:t>4:38.3</w:t>
+              <w:t>4:53.3</w:t>
             </w:r>
           </w:p>
         </w:tc>

--- a/docs/lomba/kaltara/video/Takarir-Video-Detik-per-Detik.docx
+++ b/docs/lomba/kaltara/video/Takarir-Video-Detik-per-Detik.docx
@@ -198,7 +198,7 @@
           </w:tcPr>
           <w:p>
             <w:r>
-              <w:t>0:07.3</w:t>
+              <w:t>0:09.8</w:t>
             </w:r>
           </w:p>
         </w:tc>
@@ -218,7 +218,7 @@
           </w:tcPr>
           <w:p>
             <w:r>
-              <w:t>Tiga lembar disposisi agenda diturunkan.</w:t>
+              <w:t>Dua lembar disposisi agenda diturunkan: rencana kegiatan dan rencana audiensi.</w:t>
             </w:r>
           </w:p>
         </w:tc>
@@ -233,7 +233,7 @@
           </w:tcPr>
           <w:p>
             <w:r>
-              <w:t>0:07.3</w:t>
+              <w:t>0:09.9</w:t>
             </w:r>
           </w:p>
         </w:tc>
@@ -243,7 +243,7 @@
           </w:tcPr>
           <w:p>
             <w:r>
-              <w:t>0:11.3</w:t>
+              <w:t>0:13.6</w:t>
             </w:r>
           </w:p>
         </w:tc>
@@ -263,7 +263,7 @@
           </w:tcPr>
           <w:p>
             <w:r>
-              <w:t>Yang sampai ke Bagian Prokopim hanya dua.</w:t>
+              <w:t>Yang sampai ke Bagian Prokopim hanya satu.</w:t>
             </w:r>
           </w:p>
         </w:tc>
@@ -278,7 +278,7 @@
           </w:tcPr>
           <w:p>
             <w:r>
-              <w:t>0:11.3</w:t>
+              <w:t>0:13.7</w:t>
             </w:r>
           </w:p>
         </w:tc>
@@ -288,7 +288,7 @@
           </w:tcPr>
           <w:p>
             <w:r>
-              <w:t>0:17.1</w:t>
+              <w:t>0:18.9</w:t>
             </w:r>
           </w:p>
         </w:tc>

--- a/docs/lomba/kaltara/video/Takarir-Video-Detik-per-Detik.docx
+++ b/docs/lomba/kaltara/video/Takarir-Video-Detik-per-Detik.docx
@@ -1671,7 +1671,7 @@
           </w:tcPr>
           <w:p>
             <w:r>
-              <w:t>2:35.3</w:t>
+              <w:t>2:36.4</w:t>
             </w:r>
           </w:p>
         </w:tc>
@@ -1691,7 +1691,7 @@
           </w:tcPr>
           <w:p>
             <w:r>
-              <w:t>Begitu tayang, agenda langsung ada di telepon Pimpinan.</w:t>
+              <w:t>Begitu tayang, agenda langsung ada di telepon Wali Kota dan Wakil Wali Kota.</w:t>
             </w:r>
           </w:p>
         </w:tc>
@@ -1706,7 +1706,7 @@
           </w:tcPr>
           <w:p>
             <w:r>
-              <w:t>2:35.4</w:t>
+              <w:t>2:36.4</w:t>
             </w:r>
           </w:p>
         </w:tc>
@@ -1716,7 +1716,7 @@
           </w:tcPr>
           <w:p>
             <w:r>
-              <w:t>2:38.2</w:t>
+              <w:t>2:38.9</w:t>
             </w:r>
           </w:p>
         </w:tc>
@@ -1751,7 +1751,7 @@
           </w:tcPr>
           <w:p>
             <w:r>
-              <w:t>2:38.2</w:t>
+              <w:t>2:38.9</w:t>
             </w:r>
           </w:p>
         </w:tc>
@@ -1761,7 +1761,7 @@
           </w:tcPr>
           <w:p>
             <w:r>
-              <w:t>2:43.5</w:t>
+              <w:t>2:43.6</w:t>
             </w:r>
           </w:p>
         </w:tc>
@@ -1796,7 +1796,7 @@
           </w:tcPr>
           <w:p>
             <w:r>
-              <w:t>2:43.6</w:t>
+              <w:t>2:43.7</w:t>
             </w:r>
           </w:p>
         </w:tc>
@@ -1806,7 +1806,7 @@
           </w:tcPr>
           <w:p>
             <w:r>
-              <w:t>2:49.1</w:t>
+              <w:t>2:48.5</w:t>
             </w:r>
           </w:p>
         </w:tc>
@@ -1872,7 +1872,7 @@
           </w:tcPr>
           <w:p>
             <w:r>
-              <w:t>2:54.0</w:t>
+              <w:t>2:53.8</w:t>
             </w:r>
           </w:p>
         </w:tc>
@@ -1907,7 +1907,7 @@
           </w:tcPr>
           <w:p>
             <w:r>
-              <w:t>2:54.0</w:t>
+              <w:t>2:53.9</w:t>
             </w:r>
           </w:p>
         </w:tc>
@@ -1917,7 +1917,7 @@
           </w:tcPr>
           <w:p>
             <w:r>
-              <w:t>2:59.4</w:t>
+              <w:t>3:00.0</w:t>
             </w:r>
           </w:p>
         </w:tc>
@@ -1937,7 +1937,7 @@
           </w:tcPr>
           <w:p>
             <w:r>
-              <w:t>Setiap langkah tercatat: siapa, kapan, dan apa keputusannya.</w:t>
+              <w:t>Setiap langkah tercatat di Riwayat Alur: siapa, kapan, dan apa keputusannya.</w:t>
             </w:r>
           </w:p>
         </w:tc>
@@ -1952,7 +1952,7 @@
           </w:tcPr>
           <w:p>
             <w:r>
-              <w:t>2:59.4</w:t>
+              <w:t>3:00.1</w:t>
             </w:r>
           </w:p>
         </w:tc>
@@ -1982,7 +1982,7 @@
           </w:tcPr>
           <w:p>
             <w:r>
-              <w:t>Di lokasi, tamu cukup memindai kode QR untuk mengisi daftar hadir,</w:t>
+              <w:t>Bila Kepala Bagian berhalangan, Pelaksana Harian melanjutkan alur,</w:t>
             </w:r>
           </w:p>
         </w:tc>
@@ -2007,7 +2007,7 @@
           </w:tcPr>
           <w:p>
             <w:r>
-              <w:t>3:09.1</w:t>
+              <w:t>3:08.5</w:t>
             </w:r>
           </w:p>
         </w:tc>
@@ -2027,7 +2027,7 @@
           </w:tcPr>
           <w:p>
             <w:r>
-              <w:t>lengkap dengan tanda tangan, tanpa selembar kertas pun.</w:t>
+              <w:t>dan kewenangannya padam sendiri pada tanggal akhirnya.</w:t>
             </w:r>
           </w:p>
         </w:tc>
@@ -2048,7 +2048,7 @@
               <w:rPr>
                 <w:b/>
               </w:rPr>
-              <w:t>ADEGAN 11 · Fitur lain: kanal publik · 3:10.0–3:30.0 (20 detik)</w:t>
+              <w:t>ADEGAN 11 · Layanan pendukung: instansi dan masyarakat · 3:10.0–3:30.0 (20 detik)</w:t>
             </w:r>
           </w:p>
         </w:tc>
@@ -2073,7 +2073,7 @@
           </w:tcPr>
           <w:p>
             <w:r>
-              <w:t>3:16.1</w:t>
+              <w:t>3:14.7</w:t>
             </w:r>
           </w:p>
         </w:tc>
@@ -2093,7 +2093,7 @@
           </w:tcPr>
           <w:p>
             <w:r>
-              <w:t>Selain alur agenda itu, ada kanal publik, fitur tersendiri.</w:t>
+              <w:t>Selain agenda Pimpinan, ada dua layanan pendukung.</w:t>
             </w:r>
           </w:p>
         </w:tc>
@@ -2108,7 +2108,7 @@
           </w:tcPr>
           <w:p>
             <w:r>
-              <w:t>3:16.2</w:t>
+              <w:t>3:14.7</w:t>
             </w:r>
           </w:p>
         </w:tc>
@@ -2118,7 +2118,7 @@
           </w:tcPr>
           <w:p>
             <w:r>
-              <w:t>3:22.0</w:t>
+              <w:t>3:19.2</w:t>
             </w:r>
           </w:p>
         </w:tc>
@@ -2138,7 +2138,7 @@
           </w:tcPr>
           <w:p>
             <w:r>
-              <w:t>Masyarakat dan instansi mengajukan audiensi atau meminjam ruangan secara</w:t>
+              <w:t>Bagi instansi, peminjaman ruang rapat secara daring.</w:t>
             </w:r>
           </w:p>
         </w:tc>
@@ -2153,7 +2153,7 @@
           </w:tcPr>
           <w:p>
             <w:r>
-              <w:t>3:22.0</w:t>
+              <w:t>3:19.3</w:t>
             </w:r>
           </w:p>
         </w:tc>
@@ -2163,7 +2163,7 @@
           </w:tcPr>
           <w:p>
             <w:r>
-              <w:t>3:27.5</w:t>
+              <w:t>3:21.5</w:t>
             </w:r>
           </w:p>
         </w:tc>
@@ -2183,7 +2183,97 @@
           </w:tcPr>
           <w:p>
             <w:r>
-              <w:t>daring, lalu memantau sendiri statusnya, tanpa perlu datang berulang.</w:t>
+              <w:t>Bagi instansi dan masyarakat,</w:t>
+            </w:r>
+          </w:p>
+        </w:tc>
+      </w:tr>
+      <w:tr>
+        <w:trPr>
+          <w:cantSplit/>
+        </w:trPr>
+        <w:tc>
+          <w:tcPr>
+            <w:tcW w:type="dxa" w:w="1077"/>
+          </w:tcPr>
+          <w:p>
+            <w:r>
+              <w:t>3:21.5</w:t>
+            </w:r>
+          </w:p>
+        </w:tc>
+        <w:tc>
+          <w:tcPr>
+            <w:tcW w:type="dxa" w:w="1077"/>
+          </w:tcPr>
+          <w:p>
+            <w:r>
+              <w:t>3:25.2</w:t>
+            </w:r>
+          </w:p>
+        </w:tc>
+        <w:tc>
+          <w:tcPr>
+            <w:tcW w:type="dxa" w:w="1134"/>
+          </w:tcPr>
+          <w:p>
+            <w:r>
+              <w:t>11</w:t>
+            </w:r>
+          </w:p>
+        </w:tc>
+        <w:tc>
+          <w:tcPr>
+            <w:tcW w:type="dxa" w:w="6520"/>
+          </w:tcPr>
+          <w:p>
+            <w:r>
+              <w:t>permohonan audiensi dan bertamu kepada Pimpinan,</w:t>
+            </w:r>
+          </w:p>
+        </w:tc>
+      </w:tr>
+      <w:tr>
+        <w:trPr>
+          <w:cantSplit/>
+        </w:trPr>
+        <w:tc>
+          <w:tcPr>
+            <w:tcW w:type="dxa" w:w="1077"/>
+          </w:tcPr>
+          <w:p>
+            <w:r>
+              <w:t>3:25.2</w:t>
+            </w:r>
+          </w:p>
+        </w:tc>
+        <w:tc>
+          <w:tcPr>
+            <w:tcW w:type="dxa" w:w="1077"/>
+          </w:tcPr>
+          <w:p>
+            <w:r>
+              <w:t>3:28.5</w:t>
+            </w:r>
+          </w:p>
+        </w:tc>
+        <w:tc>
+          <w:tcPr>
+            <w:tcW w:type="dxa" w:w="1134"/>
+          </w:tcPr>
+          <w:p>
+            <w:r>
+              <w:t>11</w:t>
+            </w:r>
+          </w:p>
+        </w:tc>
+        <w:tc>
+          <w:tcPr>
+            <w:tcW w:type="dxa" w:w="6520"/>
+          </w:tcPr>
+          <w:p>
+            <w:r>
+              <w:t>yang statusnya dipantau sendiri dengan kode.</w:t>
             </w:r>
           </w:p>
         </w:tc>

--- a/docs/lomba/kaltara/video/Takarir-Video-Detik-per-Detik.docx
+++ b/docs/lomba/kaltara/video/Takarir-Video-Detik-per-Detik.docx
@@ -2991,7 +2991,7 @@
           </w:tcPr>
           <w:p>
             <w:r>
-              <w:t>4:35.3</w:t>
+              <w:t>4:35.7</w:t>
             </w:r>
           </w:p>
         </w:tc>
@@ -3011,7 +3011,7 @@
           </w:tcPr>
           <w:p>
             <w:r>
-              <w:t>Sebelas SOP dan Pelaksana Harian menjaga alur tetap berjalan,</w:t>
+              <w:t>Sebelas SOP dan Pelaksana Harian menjaga alur tetap berjalan.</w:t>
             </w:r>
           </w:p>
         </w:tc>
@@ -3026,7 +3026,7 @@
           </w:tcPr>
           <w:p>
             <w:r>
-              <w:t>4:35.3</w:t>
+              <w:t>4:35.8</w:t>
             </w:r>
           </w:p>
         </w:tc>
@@ -3036,7 +3036,7 @@
           </w:tcPr>
           <w:p>
             <w:r>
-              <w:t>4:38.1</w:t>
+              <w:t>4:40.4</w:t>
             </w:r>
           </w:p>
         </w:tc>
@@ -3056,7 +3056,7 @@
           </w:tcPr>
           <w:p>
             <w:r>
-              <w:t>bahkan ketika pejabat berhalangan.</w:t>
+              <w:t>Sejak proposal diajukan, enam pembaruan telah dilakukan,</w:t>
             </w:r>
           </w:p>
         </w:tc>
@@ -3071,7 +3071,7 @@
           </w:tcPr>
           <w:p>
             <w:r>
-              <w:t>4:38.2</w:t>
+              <w:t>4:40.4</w:t>
             </w:r>
           </w:p>
         </w:tc>
@@ -3081,7 +3081,7 @@
           </w:tcPr>
           <w:p>
             <w:r>
-              <w:t>4:43.6</w:t>
+              <w:t>4:43.7</w:t>
             </w:r>
           </w:p>
         </w:tc>
@@ -3101,7 +3101,7 @@
           </w:tcPr>
           <w:p>
             <w:r>
-              <w:t>Sejak proposal, aplikasi terus dikembangkan dari kendala pengguna.</w:t>
+              <w:t>semuanya berangkat dari kendala pengguna.</w:t>
             </w:r>
           </w:p>
         </w:tc>
